--- a/GFP_JCIM_SI.docx
+++ b/GFP_JCIM_SI.docx
@@ -2,6 +2,11 @@
 <file path=word/document.xml><?xml version="1.0" encoding="utf-8"?>
 <w:document xmlns:wpc="http://schemas.microsoft.com/office/word/2010/wordprocessingCanvas" xmlns:mo="http://schemas.microsoft.com/office/mac/office/2008/main" xmlns:mc="http://schemas.openxmlformats.org/markup-compatibility/2006" xmlns:mv="urn:schemas-microsoft-com:mac:vml" xmlns:o="urn:schemas-microsoft-com:office:office" xmlns:r="http://schemas.openxmlformats.org/officeDocument/2006/relationships" xmlns:m="http://schemas.openxmlformats.org/officeDocument/2006/math" xmlns:v="urn:schemas-microsoft-com:vml" xmlns:wp14="http://schemas.microsoft.com/office/word/2010/wordprocessingDrawing" xmlns:wp="http://schemas.openxmlformats.org/drawingml/2006/wordprocessingDrawing" xmlns:w10="urn:schemas-microsoft-com:office:word" xmlns:w="http://schemas.openxmlformats.org/wordprocessingml/2006/main" xmlns:w14="http://schemas.microsoft.com/office/word/2010/wordml" xmlns:wpg="http://schemas.microsoft.com/office/word/2010/wordprocessingGroup" xmlns:wpi="http://schemas.microsoft.com/office/word/2010/wordprocessingInk" xmlns:wne="http://schemas.microsoft.com/office/word/2006/wordml" xmlns:wps="http://schemas.microsoft.com/office/word/2010/wordprocessingShape" mc:Ignorable="w14 wp14">
   <w:body>
+    <w:p>
+      <w:r>
+        <w:br w:type="page"/>
+      </w:r>
+    </w:p>
     <w:p>
       <w:r>
         <w:rPr>

--- a/GFP_JCIM_SI.docx
+++ b/GFP_JCIM_SI.docx
@@ -3,20 +3,76 @@
 <w:document xmlns:wpc="http://schemas.microsoft.com/office/word/2010/wordprocessingCanvas" xmlns:mo="http://schemas.microsoft.com/office/mac/office/2008/main" xmlns:mc="http://schemas.openxmlformats.org/markup-compatibility/2006" xmlns:mv="urn:schemas-microsoft-com:mac:vml" xmlns:o="urn:schemas-microsoft-com:office:office" xmlns:r="http://schemas.openxmlformats.org/officeDocument/2006/relationships" xmlns:m="http://schemas.openxmlformats.org/officeDocument/2006/math" xmlns:v="urn:schemas-microsoft-com:vml" xmlns:wp14="http://schemas.microsoft.com/office/word/2010/wordprocessingDrawing" xmlns:wp="http://schemas.openxmlformats.org/drawingml/2006/wordprocessingDrawing" xmlns:w10="urn:schemas-microsoft-com:office:word" xmlns:w="http://schemas.openxmlformats.org/wordprocessingml/2006/main" xmlns:w14="http://schemas.microsoft.com/office/word/2010/wordml" xmlns:wpg="http://schemas.microsoft.com/office/word/2010/wordprocessingGroup" xmlns:wpi="http://schemas.microsoft.com/office/word/2010/wordprocessingInk" xmlns:wne="http://schemas.microsoft.com/office/word/2006/wordml" xmlns:wps="http://schemas.microsoft.com/office/word/2010/wordprocessingShape" mc:Ignorable="w14 wp14">
   <w:body>
     <w:p>
-      <w:r>
-        <w:br w:type="page"/>
-      </w:r>
-    </w:p>
-    <w:p>
+      <w:pPr>
+        <w:jc w:val="center"/>
+      </w:pPr>
       <w:r>
         <w:rPr>
           <w:rFonts w:ascii="Times New Roman" w:hAnsi="Times New Roman"/>
           <w:b/>
-          <w:sz w:val="28"/>
+          <w:i w:val="0"/>
+          <w:sz w:val="26"/>
         </w:rPr>
         <w:t>Supporting Information</w:t>
       </w:r>
     </w:p>
+    <w:p>
+      <w:pPr>
+        <w:jc w:val="center"/>
+      </w:pPr>
+      <w:r>
+        <w:rPr>
+          <w:rFonts w:ascii="Times New Roman" w:hAnsi="Times New Roman"/>
+          <w:b/>
+          <w:i w:val="0"/>
+          <w:sz w:val="26"/>
+        </w:rPr>
+        <w:t>Barrel Shape and Chromophore Rigidity Predict Fluorescent-Protein Photophysics</w:t>
+      </w:r>
+    </w:p>
+    <w:p>
+      <w:pPr>
+        <w:jc w:val="center"/>
+      </w:pPr>
+      <w:r>
+        <w:rPr>
+          <w:rFonts w:ascii="Times New Roman" w:hAnsi="Times New Roman"/>
+          <w:b w:val="0"/>
+          <w:i w:val="0"/>
+          <w:sz w:val="22"/>
+        </w:rPr>
+        <w:t>Luke P. Begg, Madeline L. Mason, Marc Zimmer*</w:t>
+      </w:r>
+    </w:p>
+    <w:p>
+      <w:pPr>
+        <w:jc w:val="center"/>
+      </w:pPr>
+      <w:r>
+        <w:rPr>
+          <w:rFonts w:ascii="Times New Roman" w:hAnsi="Times New Roman"/>
+          <w:b w:val="0"/>
+          <w:i/>
+          <w:sz w:val="22"/>
+        </w:rPr>
+        <w:t>Chemistry Department, Connecticut College, New London, CT 06320, United States</w:t>
+      </w:r>
+    </w:p>
+    <w:p>
+      <w:pPr>
+        <w:jc w:val="center"/>
+      </w:pPr>
+      <w:r>
+        <w:rPr>
+          <w:rFonts w:ascii="Times New Roman" w:hAnsi="Times New Roman"/>
+          <w:b w:val="0"/>
+          <w:i w:val="0"/>
+          <w:sz w:val="22"/>
+        </w:rPr>
+        <w:t>*E-mail: mzim@conncoll.edu</w:t>
+      </w:r>
+    </w:p>
+    <w:p/>
     <w:p>
       <w:pPr>
         <w:spacing w:line="480" w:lineRule="auto"/>
@@ -174,19 +230,6 @@
       </w:r>
     </w:p>
     <w:p>
-      <w:pPr>
-        <w:spacing w:line="480" w:lineRule="auto"/>
-        <w:ind w:firstLine="720"/>
-      </w:pPr>
-      <w:r>
-        <w:rPr>
-          <w:rFonts w:ascii="Times New Roman" w:hAnsi="Times New Roman"/>
-          <w:sz w:val="24"/>
-        </w:rPr>
-        <w:t>Code and Data Availability. All Python scripts used for CIF parsing, PCA-based barrel axis determination, cross-sectional slicing, convex hull analysis, spectral data matching, B-factor extraction, dihedral angle computation, statistical analysis, and figure generation were generated with the assistance of Claude (Anthropic) via Claude Code and are available at https://github.com/LukeBegg1/gfp-barrel-geometry. The complete dataset (Table S1) is provided as a CSV file in the Supporting Information.</w:t>
-      </w:r>
-    </w:p>
-    <w:p>
       <w:r>
         <w:br w:type="page"/>
       </w:r>
@@ -242,7 +285,7 @@
           <w:rFonts w:ascii="Times New Roman" w:hAnsi="Times New Roman"/>
           <w:sz w:val="20"/>
         </w:rPr>
-        <w:t>S1. Effect of chromophore maturation on barrel geometry within the canonical cohort (n = 780). Boxplots compare structures with (n = 739, blue) and without (n = 41, orange) a validated mature chromophore. (A) Cross-sectional area, (B) eccentricity, and (C) circularity do not differ between the two groups. (D) Minor axis and (E) major axis are both narrower in chromophore-containing structures at the structure level (p &lt; 10⁻⁷ for both); these axis differences do not survive pseudoreplication collapse to one highest-resolution structure per unique protein (Table S2), reflecting the small number of unique chromophore-absent proteins (n = 6) and the unbalanced group sizes. See main-text Chromophore Maturation section for interpretation.</w:t>
+        <w:t>Figure S1. Effect of chromophore maturation on barrel geometry within the canonical cohort (n = 780). Boxplots compare structures with (n = 739, blue) and without (n = 41, orange) a validated mature chromophore. (A) Cross-sectional area, (B) eccentricity, and (C) circularity do not differ between the two groups. (D) Minor axis and (E) major axis are both narrower in chromophore-containing structures at the structure level (p &lt; 10⁻⁷ for both); these axis differences do not survive pseudoreplication collapse to one highest-resolution structure per unique protein (Table S2), reflecting the small number of unique chromophore-absent proteins (n = 6) and the unbalanced group sizes. See main-text Chromophore Maturation section for interpretation.</w:t>
       </w:r>
     </w:p>
     <w:p/>
@@ -302,7 +345,7 @@
           <w:rFonts w:ascii="Times New Roman" w:hAnsi="Times New Roman"/>
           <w:sz w:val="20"/>
         </w:rPr>
-        <w:t>S2. Barrel geometry by emission color class within the canonical cohort. Mean (± SEM) minor axis, eccentricity, circularity, and cross-sectional area by color class, with Kruskal–Wallis H and p-values annotated. This is the categorical summary of the continuous relationships shown in Figure 1.</w:t>
+        <w:t>Figure S2. Barrel geometry by emission color class within the canonical cohort. Mean (± SEM) minor axis, eccentricity, circularity, and cross-sectional area by color class, with Kruskal–Wallis H and p-values annotated. This is the categorical summary of the continuous relationships shown in Figure 1.</w:t>
       </w:r>
     </w:p>
     <w:p/>
@@ -362,7 +405,7 @@
           <w:rFonts w:ascii="Times New Roman" w:hAnsi="Times New Roman"/>
           <w:sz w:val="20"/>
         </w:rPr>
-        <w:t>S3. Chromophore dihedral analysis. (A) τ vs φ plot colored by emission class. (B) Ground-state planarity (distance from the nearest planar reference, folding the phenol symmetry) vs quantum yield; the panel shows all canonical structures (per-structure ρ = –0.32), while the per-unique-FP value is ρ = –0.42 (Table S6). (C) Dihedral sum (τ + φ) vs emission wavelength.</w:t>
+        <w:t>Figure S3. Chromophore dihedral analysis. (A) τ vs φ plot colored by emission class. (B) Ground-state planarity (distance from the nearest planar reference, folding the phenol symmetry) vs quantum yield; the panel shows all canonical structures (per-structure ρ = –0.32), while the per-unique-FP value is ρ = –0.42 (Table S6). (C) Dihedral sum (τ + φ) vs emission wavelength.</w:t>
       </w:r>
     </w:p>
     <w:p/>
@@ -422,7 +465,7 @@
           <w:rFonts w:ascii="Times New Roman" w:hAnsi="Times New Roman"/>
           <w:sz w:val="20"/>
         </w:rPr>
-        <w:t>S4. Barrel geometry by chromophore configuration (</w:t>
+        <w:t>Figure S4. Barrel geometry by chromophore configuration (</w:t>
       </w:r>
       <w:r>
         <w:rPr>
@@ -512,7 +555,7 @@
           <w:rFonts w:ascii="Times New Roman" w:hAnsi="Times New Roman"/>
           <w:sz w:val="20"/>
         </w:rPr>
-        <w:t>S5. Resolution control. (A) Resolution vs minor axis. (B) Emission vs minor axis colored by resolution. (C) High-resolution subset (&lt;2.0 Å) only.</w:t>
+        <w:t>Figure S5. Resolution control. (A) Resolution vs minor axis. (B) Emission vs minor axis colored by resolution. (C) High-resolution subset (&lt;2.0 Å) only.</w:t>
       </w:r>
     </w:p>
     <w:p/>
@@ -572,7 +615,7 @@
           <w:rFonts w:ascii="Times New Roman" w:hAnsi="Times New Roman"/>
           <w:sz w:val="20"/>
         </w:rPr>
-        <w:t>S6. Bland–Altman plots of the paired AlphaFold–crystal comparison (n = 51 wild-type FPs, one paired observation per protein). Each point is one protein; the x-axis is the mean of the AlphaFold and crystal values and the y-axis is AlphaFold minus crystal. The solid horizontal line marks the mean difference (Δ̄); dashed lines mark the 95% limits of agreement (Δ̄ ± 1.96 SD); the dotted line at zero marks perfect agreement. p-values are from two-sided Wilcoxon signed-rank tests. With crystal slices restricted to protein heavy atoms (no ordered solvent), AlphaFold and crystal barrels are statistically indistinguishable on minor axis (Δ̄ = +0.23 Å, p = 0.25), eccentricity (Δ̄ = 0.00, p = 0.59), circularity (Δ̄ = 0.00, p = 0.74), and area (Δ̄ = +9.6 Å², p = 0.23). AlphaFold predicts slightly wider major axes (Δ̄ = +0.45 Å, p = 0.02) and longer barrels (Δ̄ = +3.7 Å, p &lt; 10⁻⁴).</w:t>
+        <w:t>Figure S6. Bland–Altman plots of the paired AlphaFold–crystal comparison (n = 51 wild-type FPs, one paired observation per protein). Each point is one protein; the x-axis is the mean of the AlphaFold and crystal values and the y-axis is AlphaFold minus crystal. The solid horizontal line marks the mean difference (Δ̄); dashed lines mark the 95% limits of agreement (Δ̄ ± 1.96 SD); the dotted line at zero marks perfect agreement. p-values are from two-sided Wilcoxon signed-rank tests. With crystal slices restricted to protein heavy atoms (no ordered solvent), AlphaFold and crystal barrels are statistically indistinguishable on minor axis (Δ̄ = +0.23 Å, p = 0.25), eccentricity (Δ̄ = 0.00, p = 0.59), circularity (Δ̄ = 0.00, p = 0.74), and area (Δ̄ = +9.6 Å², p = 0.23). AlphaFold predicts slightly wider major axes (Δ̄ = +0.45 Å, p = 0.02) and longer barrels (Δ̄ = +3.7 Å, p &lt; 10⁻⁴).</w:t>
       </w:r>
     </w:p>
     <w:p/>
@@ -632,7 +675,7 @@
           <w:rFonts w:ascii="Times New Roman" w:hAnsi="Times New Roman"/>
           <w:sz w:val="20"/>
         </w:rPr>
-        <w:t>S7. Spearman correlation matrix for all variables. Asterisks indicate * p &lt; 0.05, ** p &lt; 0.01, *** p &lt; 0.001.</w:t>
+        <w:t>Figure S7. Spearman correlation matrix for all variables. Asterisks indicate * p &lt; 0.05, ** p &lt; 0.01, *** p &lt; 0.001.</w:t>
       </w:r>
     </w:p>
     <w:p/>
@@ -692,7 +735,7 @@
           <w:rFonts w:ascii="Times New Roman" w:hAnsi="Times New Roman"/>
           <w:sz w:val="20"/>
         </w:rPr>
-        <w:t>S8. Barrel geometry by chromophore residue type. Chromophore codes with n &lt; 5 are omitted for legibility; this excludes the four His66-derived (blue) codes (IIC, CRG, CSH, XXY; n = 1, 3, 4, and 1 respectively).</w:t>
+        <w:t>Figure S8. Barrel geometry by chromophore residue type. Chromophore codes with n &lt; 5 are omitted for legibility; this excludes the four His66-derived (blue) codes (IIC, CRG, CSH, XXY; n = 1, 3, 4, and 1 respectively).</w:t>
       </w:r>
     </w:p>
     <w:p/>
@@ -702,7 +745,6 @@
       <w:pgMar w:top="1440" w:right="1440" w:bottom="1440" w:left="1440" w:header="720" w:footer="720" w:gutter="0"/>
       <w:cols w:space="720"/>
       <w:docGrid w:linePitch="360"/>
-      <w:lnNumType w:countBy="1" w:start="1" w:restart="continuous" w:distance="360"/>
     </w:sectPr>
   </w:body>
 </w:document>
@@ -715,6 +757,13 @@
       <w:pStyle w:val="Footer"/>
       <w:jc w:val="center"/>
     </w:pPr>
+    <w:r>
+      <w:rPr>
+        <w:rFonts w:ascii="Times New Roman" w:hAnsi="Times New Roman"/>
+        <w:sz w:val="22"/>
+      </w:rPr>
+      <w:t>S</w:t>
+    </w:r>
     <w:r>
       <w:rPr>
         <w:rFonts w:ascii="Times New Roman" w:hAnsi="Times New Roman"/>

--- a/GFP_JCIM_SI.docx
+++ b/GFP_JCIM_SI.docx
@@ -135,7 +135,7 @@
           <w:rFonts w:ascii="Times New Roman" w:hAnsi="Times New Roman"/>
           <w:sz w:val="24"/>
         </w:rPr>
-        <w:t>Table S4. Benjamini–Hochberg multiple-testing correction for the full family of 63 pre-specified hypothesis tests on the canonical cohort. Each row lists the test name, test type (Spearman, Mann–Whitney, or Kruskal–Wallis), the test statistic (ρ, U, or H), the sample size, the raw p-value, the BH-adjusted p-value, and whether the test survives the FDR threshold q &lt; 0.05 (provided as a CSV file). 45 of 63 tests survive correction; the eighteen that do not are predominantly low-effect-size correlations involving cross-sectional area, crystallographic resolution, and barrel length — none of which is interpreted as a key finding in the main text.</w:t>
+        <w:t>Table S4. Benjamini–Hochberg multiple-testing correction for the full family of 63 pre-specified hypothesis tests on the canonical cohort. Each row lists the test name, test type (Spearman, Mann–Whitney, or Kruskal–Wallis), the test statistic (ρ, U, or H), the sample size, the raw p-value, the BH-adjusted p-value, and whether the test survives the FDR threshold q &lt; 0.05 (provided as a CSV file). 45 of 63 tests survive correction; the eighteen that do not are predominantly low-effect-size correlations involving cross-sectional area, crystallographic resolution, and barrel length, none of which is interpreted as a key finding in the main text.</w:t>
       </w:r>
     </w:p>
     <w:p>
@@ -161,7 +161,7 @@
           <w:rFonts w:ascii="Times New Roman" w:hAnsi="Times New Roman"/>
           <w:sz w:val="24"/>
         </w:rPr>
-        <w:t>Table S6. Per-unique-FP quantum-yield correlations for the two independent ground-state structural predictors, computed with replicate crystals collapsed to one entry per protein by median (n = 123 unique FPs with both metrics, no spectral gate), on the same footing as the companion torsional-scan study.⁴² Ground-state planarity is the symmetry-folded distance from the deposited (τ, φ) to the nearest planar reference; chromophore planarity (ρ = –0.42) and the chromophore/barrel B-factor ratio (ρ = –0.49) each survive adjustment for the other (partial ρ = –0.35 and –0.43), confirming two distinct, independent structural routes to quantum yield (provided as a CSV file).</w:t>
+        <w:t>Table S6. Per-unique-FP quantum-yield correlations for the two independent ground-state structural predictors, computed with replicate crystals collapsed to one entry per protein by median (n = 123 unique FPs with both metrics, no spectral gate). Ground-state planarity is the symmetry-folded distance from the deposited (τ, φ) to the nearest planar reference; chromophore planarity (ρ = –0.42) and the chromophore/barrel B-factor ratio (ρ = –0.49) each survive adjustment for the other (partial ρ = –0.35 and –0.43), confirming two distinct, independent structural routes to quantum yield (provided as a CSV file).</w:t>
       </w:r>
     </w:p>
     <w:p>
@@ -200,7 +200,7 @@
           <w:rFonts w:ascii="Times New Roman" w:hAnsi="Times New Roman"/>
           <w:sz w:val="24"/>
         </w:rPr>
-        <w:t>(a) Chromophore detection. The initial implementation used a hardcoded list of 31 residue names to identify mature chromophores. This list was incomplete in two directions. First, approximately 40 additional chromophore residue codes present in the dataset were omitted, causing approximately 90 structures to be incorrectly classified as lacking a chromophore; among these were 1BFP (BFP-type chromophore IIC, His66-derived), 1EMF and 1EMK (CFP-type variants CSH and CCY, Trp66-derived), and others. Second, the residue code CR8 was present in the original list on the basis of its name resemblance to other chromophore codes (CR2, CR7, CRO), but the atom inventory check used standard Tyr66 atom names (CG2, CD1, CD2, CE1, CE2, CZ, OH) that are absent from CR8; CR8 instead uses a non-standard naming convention (C4–C8, C11, C12, O13 for the phenol ring), so the aromatic ring was missed and 21 CR8-containing structures were incorrectly reclassified as non-chromophoric. Examination of the structures confirmed that CR8 contains both a complete imidazolinone ring and a para-hydroxyphenyl group bridged through the methine carbon (C8=CA2), consistent with a Tyr66-derived chromophore; the Arg residue at sequence position 66 in these entries corresponds to the conserved Arg96 in biological GFP numbering, which participates in chromophore formation but is not part of the chromophore itself. This class of error—confidently wrong results from incomplete pattern matching—was caught only by inspecting per-entry intermediate output against known structures.</w:t>
+        <w:t>(a) Chromophore detection. The initial implementation used a hardcoded list of 31 residue names to identify mature chromophores. This list was incomplete in two directions. First, approximately 40 additional chromophore residue codes present in the dataset were omitted, causing approximately 90 structures to be incorrectly classified as lacking a chromophore; among these were 1BFP (BFP-type chromophore IIC, His66-derived), 1EMF and 1EMK (CFP-type variants CSH and CCY, Trp66-derived), and others. Second, the residue code CR8 was present in the original list on the basis of its name resemblance to other chromophore codes (CR2, CR7, CRO), but the atom inventory check used standard Tyr66 atom names (CG2, CD1, CD2, CE1, CE2, CZ, OH) that are absent from CR8; CR8 instead uses a non-standard naming convention (C4–C8, C11, C12, O13 for the phenol ring), so the aromatic ring was missed and 21 CR8-containing structures were incorrectly reclassified as non-chromophoric. Examination of the structures confirmed that CR8 contains both a complete imidazolinone ring and a para-hydroxyphenyl group bridged through the methine carbon (C8=CA2), consistent with a Tyr66-derived chromophore; the Arg residue at sequence position 66 in these entries corresponds to the conserved Arg96 in biological GFP numbering, which participates in chromophore formation but is not part of the chromophore itself. This class of error, confidently wrong results from incomplete pattern matching, was caught only by inspecting per-entry intermediate output against known structures.</w:t>
       </w:r>
     </w:p>
     <w:p>
